--- a/CYBER360-Lab-Network-Module.docx
+++ b/CYBER360-Lab-Network-Module.docx
@@ -154,7 +154,15 @@
           <w:sz w:val="22"/>
           <w:szCs w:val="22"/>
         </w:rPr>
-        <w:t>For this assignment you will create a module named</w:t>
+        <w:t xml:space="preserve">For this assignment you will create a module </w:t>
+      </w:r>
+      <w:proofErr w:type="gramStart"/>
+      <w:r>
+        <w:rPr>
+          <w:sz w:val="22"/>
+          <w:szCs w:val="22"/>
+        </w:rPr>
+        <w:t>named</w:t>
       </w:r>
       <w:r>
         <w:rPr>
@@ -180,6 +188,7 @@
         <w:t>&lt;</w:t>
       </w:r>
       <w:proofErr w:type="spellStart"/>
+      <w:proofErr w:type="gramEnd"/>
       <w:r>
         <w:rPr>
           <w:i/>
@@ -199,6 +208,7 @@
         </w:rPr>
         <w:t>&gt;-</w:t>
       </w:r>
+      <w:proofErr w:type="gramStart"/>
       <w:r>
         <w:rPr>
           <w:b/>
@@ -227,7 +237,15 @@
           <w:sz w:val="22"/>
           <w:szCs w:val="22"/>
         </w:rPr>
-        <w:t>that contains th</w:t>
+        <w:t>that</w:t>
+      </w:r>
+      <w:proofErr w:type="gramEnd"/>
+      <w:r>
+        <w:rPr>
+          <w:sz w:val="22"/>
+          <w:szCs w:val="22"/>
+        </w:rPr>
+        <w:t xml:space="preserve"> contains th</w:t>
       </w:r>
       <w:r>
         <w:rPr>
@@ -254,6 +272,7 @@
         <w:t>Get-</w:t>
       </w:r>
       <w:proofErr w:type="spellStart"/>
+      <w:proofErr w:type="gramStart"/>
       <w:r>
         <w:rPr>
           <w:b/>
@@ -278,9 +297,9 @@
           <w:sz w:val="22"/>
           <w:szCs w:val="22"/>
         </w:rPr>
-        <w:t>Get-</w:t>
-      </w:r>
-      <w:proofErr w:type="spellStart"/>
+        <w:t>Get</w:t>
+      </w:r>
+      <w:proofErr w:type="gramEnd"/>
       <w:r>
         <w:rPr>
           <w:b/>
@@ -288,16 +307,9 @@
           <w:sz w:val="22"/>
           <w:szCs w:val="22"/>
         </w:rPr>
-        <w:t>IPNetwork</w:t>
-      </w:r>
-      <w:proofErr w:type="spellEnd"/>
-      <w:r>
-        <w:rPr>
-          <w:sz w:val="22"/>
-          <w:szCs w:val="22"/>
-        </w:rPr>
-        <w:t xml:space="preserve">, and </w:t>
-      </w:r>
+        <w:t>-</w:t>
+      </w:r>
+      <w:proofErr w:type="spellStart"/>
       <w:r>
         <w:rPr>
           <w:b/>
@@ -305,9 +317,16 @@
           <w:sz w:val="22"/>
           <w:szCs w:val="22"/>
         </w:rPr>
-        <w:t>Test-</w:t>
-      </w:r>
-      <w:proofErr w:type="spellStart"/>
+        <w:t>IPNetwork</w:t>
+      </w:r>
+      <w:proofErr w:type="spellEnd"/>
+      <w:r>
+        <w:rPr>
+          <w:sz w:val="22"/>
+          <w:szCs w:val="22"/>
+        </w:rPr>
+        <w:t xml:space="preserve">, and </w:t>
+      </w:r>
       <w:r>
         <w:rPr>
           <w:b/>
@@ -315,6 +334,16 @@
           <w:sz w:val="22"/>
           <w:szCs w:val="22"/>
         </w:rPr>
+        <w:t>Test-</w:t>
+      </w:r>
+      <w:proofErr w:type="spellStart"/>
+      <w:r>
+        <w:rPr>
+          <w:b/>
+          <w:bCs/>
+          <w:sz w:val="22"/>
+          <w:szCs w:val="22"/>
+        </w:rPr>
         <w:t>IPNetwork</w:t>
       </w:r>
       <w:bookmarkEnd w:id="0"/>
@@ -401,14 +430,30 @@
           <w:sz w:val="22"/>
           <w:szCs w:val="22"/>
         </w:rPr>
-        <w:t xml:space="preserve"> addresses</w:t>
-      </w:r>
-      <w:r>
-        <w:rPr>
-          <w:sz w:val="22"/>
-          <w:szCs w:val="22"/>
-        </w:rPr>
-        <w:t xml:space="preserve">, and modify </w:t>
+        <w:t xml:space="preserve"> </w:t>
+      </w:r>
+      <w:proofErr w:type="gramStart"/>
+      <w:r>
+        <w:rPr>
+          <w:sz w:val="22"/>
+          <w:szCs w:val="22"/>
+        </w:rPr>
+        <w:t>addresses</w:t>
+      </w:r>
+      <w:r>
+        <w:rPr>
+          <w:sz w:val="22"/>
+          <w:szCs w:val="22"/>
+        </w:rPr>
+        <w:t>, and</w:t>
+      </w:r>
+      <w:proofErr w:type="gramEnd"/>
+      <w:r>
+        <w:rPr>
+          <w:sz w:val="22"/>
+          <w:szCs w:val="22"/>
+        </w:rPr>
+        <w:t xml:space="preserve"> modify </w:t>
       </w:r>
       <w:r>
         <w:rPr>
@@ -687,7 +732,27 @@
           <w:sz w:val="22"/>
           <w:szCs w:val="22"/>
         </w:rPr>
-        <w:t xml:space="preserve"> that returns the vendor portion of the Mac address (The vendor portion of a MAC address is the first 3 bytes of the address, so if the address is 00:11:22:33:44:55:66 the vendor portion is 00:11:22) that is in the Address property. It should return a string.</w:t>
+        <w:t xml:space="preserve"> that returns the vendor portion of the Mac address (The vendor portion of a MAC address is the first 3 bytes of the address, so if the address is 00:11:22:33:44:55:66 the vendor portion is 00:11:22) that is in the Address property. It should return </w:t>
+      </w:r>
+      <w:proofErr w:type="gramStart"/>
+      <w:r>
+        <w:rPr>
+          <w:rFonts w:ascii="Helvetica" w:eastAsia="Times New Roman" w:hAnsi="Helvetica" w:cs="Helvetica"/>
+          <w:color w:val="333333"/>
+          <w:sz w:val="22"/>
+          <w:szCs w:val="22"/>
+        </w:rPr>
+        <w:t>a string</w:t>
+      </w:r>
+      <w:proofErr w:type="gramEnd"/>
+      <w:r>
+        <w:rPr>
+          <w:rFonts w:ascii="Helvetica" w:eastAsia="Times New Roman" w:hAnsi="Helvetica" w:cs="Helvetica"/>
+          <w:color w:val="333333"/>
+          <w:sz w:val="22"/>
+          <w:szCs w:val="22"/>
+        </w:rPr>
+        <w:t>.</w:t>
       </w:r>
       <w:r>
         <w:rPr>
@@ -1266,7 +1331,17 @@
           <w:sz w:val="22"/>
           <w:szCs w:val="22"/>
         </w:rPr>
-        <w:t xml:space="preserve">Include the following author comment block in your </w:t>
+        <w:t xml:space="preserve">Include the following author comment block in </w:t>
+      </w:r>
+      <w:proofErr w:type="gramStart"/>
+      <w:r>
+        <w:rPr>
+          <w:rFonts w:ascii="Helvetica" w:eastAsia="Times New Roman" w:hAnsi="Helvetica" w:cs="Helvetica"/>
+          <w:color w:val="333333"/>
+          <w:sz w:val="22"/>
+          <w:szCs w:val="22"/>
+        </w:rPr>
+        <w:t xml:space="preserve">your </w:t>
       </w:r>
       <w:r>
         <w:rPr>
@@ -1284,7 +1359,17 @@
           <w:sz w:val="22"/>
           <w:szCs w:val="22"/>
         </w:rPr>
-        <w:t>psm1 file:</w:t>
+        <w:t>psm</w:t>
+      </w:r>
+      <w:proofErr w:type="gramEnd"/>
+      <w:r>
+        <w:rPr>
+          <w:rFonts w:ascii="Helvetica" w:eastAsia="Times New Roman" w:hAnsi="Helvetica" w:cs="Helvetica"/>
+          <w:color w:val="333333"/>
+          <w:sz w:val="22"/>
+          <w:szCs w:val="22"/>
+        </w:rPr>
+        <w:t>1 file:</w:t>
       </w:r>
     </w:p>
     <w:p>
@@ -1311,7 +1396,25 @@
           <w:szCs w:val="22"/>
         </w:rPr>
         <w:br/>
-        <w:t>Program Name : &lt;program&gt;</w:t>
+        <w:t xml:space="preserve">Program </w:t>
+      </w:r>
+      <w:proofErr w:type="gramStart"/>
+      <w:r>
+        <w:rPr>
+          <w:rFonts w:eastAsia="Times New Roman"/>
+          <w:sz w:val="22"/>
+          <w:szCs w:val="22"/>
+        </w:rPr>
+        <w:t>Name :</w:t>
+      </w:r>
+      <w:proofErr w:type="gramEnd"/>
+      <w:r>
+        <w:rPr>
+          <w:rFonts w:eastAsia="Times New Roman"/>
+          <w:sz w:val="22"/>
+          <w:szCs w:val="22"/>
+        </w:rPr>
+        <w:t xml:space="preserve"> &lt;program&gt;</w:t>
       </w:r>
       <w:r>
         <w:rPr>
@@ -1470,6 +1573,7 @@
         <w:t>Expose the functions Get-</w:t>
       </w:r>
       <w:proofErr w:type="spellStart"/>
+      <w:proofErr w:type="gramStart"/>
       <w:r>
         <w:rPr>
           <w:sz w:val="22"/>
@@ -1483,7 +1587,15 @@
           <w:sz w:val="22"/>
           <w:szCs w:val="22"/>
         </w:rPr>
-        <w:t>,  Get-</w:t>
+        <w:t>,  Get</w:t>
+      </w:r>
+      <w:proofErr w:type="gramEnd"/>
+      <w:r>
+        <w:rPr>
+          <w:sz w:val="22"/>
+          <w:szCs w:val="22"/>
+        </w:rPr>
+        <w:t>-</w:t>
       </w:r>
       <w:proofErr w:type="spellStart"/>
       <w:r>
@@ -1662,8 +1774,17 @@
           <w:sz w:val="22"/>
           <w:szCs w:val="22"/>
         </w:rPr>
-        <w:t xml:space="preserve"> including version sub-folder</w:t>
-      </w:r>
+        <w:t xml:space="preserve"> including </w:t>
+      </w:r>
+      <w:proofErr w:type="gramStart"/>
+      <w:r>
+        <w:rPr>
+          <w:sz w:val="22"/>
+          <w:szCs w:val="22"/>
+        </w:rPr>
+        <w:t>version sub-folder</w:t>
+      </w:r>
+      <w:proofErr w:type="gramEnd"/>
       <w:r>
         <w:rPr>
           <w:sz w:val="22"/>
@@ -1763,7 +1884,7 @@
             <w:sz w:val="22"/>
             <w:szCs w:val="22"/>
           </w:rPr>
-          <w:t>https://360lab.cse.byui.edu/nuget/cyberlab</w:t>
+          <w:t>https://360lab.cse.byui.edu/nuget/cyber360</w:t>
         </w:r>
       </w:hyperlink>
       <w:r>
@@ -1818,7 +1939,7 @@
           <w:sz w:val="22"/>
           <w:szCs w:val="22"/>
         </w:rPr>
-        <w:t>5864527bdca2a185f9676d50e9d6b16aeb330d47</w:t>
+        <w:t>72991b78ebbe30f087210acbdd520d00020f8cfb</w:t>
       </w:r>
       <w:r>
         <w:rPr>
@@ -1920,7 +2041,15 @@
           <w:sz w:val="22"/>
           <w:szCs w:val="22"/>
         </w:rPr>
-        <w:t xml:space="preserve"> extension on your script. When everything is working and you’re ready to turn it into a module and create a manifest, rename the script file to give it a </w:t>
+        <w:t xml:space="preserve"> extension on your script. When everything is working and you’re ready to turn it into a module and create a manifest, rename the script file to give it </w:t>
+      </w:r>
+      <w:proofErr w:type="gramStart"/>
+      <w:r>
+        <w:rPr>
+          <w:sz w:val="22"/>
+          <w:szCs w:val="22"/>
+        </w:rPr>
+        <w:t xml:space="preserve">a </w:t>
       </w:r>
       <w:r>
         <w:rPr>
@@ -1929,7 +2058,17 @@
           <w:sz w:val="22"/>
           <w:szCs w:val="22"/>
         </w:rPr>
-        <w:t>.psm1</w:t>
+        <w:t>.psm</w:t>
+      </w:r>
+      <w:proofErr w:type="gramEnd"/>
+      <w:r>
+        <w:rPr>
+          <w:b/>
+          <w:bCs/>
+          <w:sz w:val="22"/>
+          <w:szCs w:val="22"/>
+        </w:rPr>
+        <w:t>1</w:t>
       </w:r>
       <w:r>
         <w:rPr>
